--- a/preview/docxs/07-sidebar-maroon.docx
+++ b/preview/docxs/07-sidebar-maroon.docx
@@ -987,7 +987,7 @@
               </w:rPr>
               <w:t xml:space="preserve">Demo: </w:t>
             </w:r>
-            <w:hyperlink w:history="1" r:id="rIdy8cd0yssru3djynes6jt-">
+            <w:hyperlink w:history="1" r:id="rIdbonag61tp9a2sj8zznkun">
               <w:r>
                 <w:rPr>
                   <w:color w:val="7f1d1d"/>
@@ -1015,7 +1015,7 @@
               </w:rPr>
               <w:t xml:space="preserve">Code: </w:t>
             </w:r>
-            <w:hyperlink w:history="1" r:id="rIduduwafylljucz2a_vull9">
+            <w:hyperlink w:history="1" r:id="rIdjsiudhhuqmbgrus1v--os">
               <w:r>
                 <w:rPr>
                   <w:color w:val="7f1d1d"/>
@@ -1105,7 +1105,7 @@
               </w:rPr>
               <w:t xml:space="preserve">Demo: </w:t>
             </w:r>
-            <w:hyperlink w:history="1" r:id="rIdpfureoc8no4vncpxoy36q">
+            <w:hyperlink w:history="1" r:id="rIdq0nw-g0rnuaq8zpzepk7d">
               <w:r>
                 <w:rPr>
                   <w:color w:val="7f1d1d"/>
@@ -1435,7 +1435,7 @@
               </w:rPr>
               <w:t xml:space="preserve">Portfolio: </w:t>
             </w:r>
-            <w:hyperlink w:history="1" r:id="rId8jiueim3fsign_ulit7xr">
+            <w:hyperlink w:history="1" r:id="rIdxqekr07l6winwdykl2_hz">
               <w:r>
                 <w:rPr>
                   <w:color w:val="7f1d1d"/>
